--- a/companies/meridian-actuarial/Engagements/Gonzalez, Campbell and Kelly/2024.09.25 - Status Report - Gonzalez, Campbell and Kelly v2 FINAL.docx
+++ b/companies/meridian-actuarial/Engagements/Gonzalez, Campbell and Kelly/2024.09.25 - Status Report - Gonzalez, Campbell and Kelly v2 FINAL.docx
@@ -7,12 +7,20 @@
         <w:pStyle w:val="Heading1"/>
       </w:pPr>
       <w:r>
-        <w:t>Status Report: Reinsurance Pricing Review for Gonzalez, Campbell and Kelly</w:t>
+        <w:t>Reinsurance Pricing Review for Gonzalez, Campbell and Kelly</w:t>
+      </w:r>
+    </w:p>
+    <w:p>
+      <w:pPr>
+        <w:pStyle w:val="Heading2"/>
+      </w:pPr>
+      <w:r>
+        <w:t>Status at the midpoint</w:t>
       </w:r>
     </w:p>
     <w:p>
       <w:r>
-        <w:t>Prepared by Karen Harris, Actuarial Associate, for the leadership of Gonzalez, Campbell and Kelly. This report covers the reinsurance pricing review at its midpoint. The review is on track and within scope. The data intake is closed, the experience analysis is under way, and the pricing work is the stretch that remains. I have written it to separate plainly what is settled from what still calls for judgment, since those are the two things worth your attention at the halfway mark.</w:t>
+        <w:t>Prepared by Karen Harris, Actuarial Associate, with Michelle Banks and Robert Lawrence.</w:t>
       </w:r>
     </w:p>
     <w:p>
@@ -25,12 +33,12 @@
     </w:p>
     <w:p>
       <w:r>
-        <w:t>The measurement is largely built and the judgment has not yet been applied, which is the right order for the work. The cession, premium, and loss files reconcile to the schedule of treaties, and the data your team at Gonzalez, Campbell and Kelly sent has held up to reconciliation with only one gap left to close. We have loss ratios by treaty year on the paid data, and we are treating them as directional until the case reserves arrive, because a paid-only ratio understates the recent years and is not the experience. The work remains within the fixed fee of $42,000 agreed for the review, and nothing this period has changed that.</w:t>
+        <w:t>The review is on schedule and within its budget at the midpoint. The data work is finished, the experience study is complete, and we have begun the comparison with the proposed reinsurance rates. Nothing we have found so far changes the scope or the timetable in our engagement letter. We have not yet formed a view on the proposed rates, and this report offers none.</w:t>
       </w:r>
     </w:p>
     <w:p>
       <w:r>
-        <w:t>For context, the exhibits will be the schedule of treaties, the experience by treaty year, and the pricing indications that follow from them. The first two are drafted, and the third is the work of the second half. The report that interprets the exhibits comes once the indications are set.</w:t>
+        <w:t>The rest of this report sets out what has been finished since the working session, what remains, and the points we think you should keep in view between now and the draft report.</w:t>
       </w:r>
     </w:p>
     <w:p>
@@ -38,25 +46,27 @@
         <w:pStyle w:val="Heading2"/>
       </w:pPr>
       <w:r>
-        <w:t>Finished this period</w:t>
+        <w:t>Completed since the working session</w:t>
       </w:r>
     </w:p>
     <w:p>
       <w:r>
-        <w:t>The period went to closing the inputs and standing up the experience analysis. Michelle Banks reconciled the cession, premium, and loss files against the treaty schedule and documented the data we are relying on, so every figure in the eventual pricing can be traced to a source. She also confirmed the two treaty inception dates that had been open and built the first cut of the loss ratios by treaty year. I reviewed the reconciliation and the reliance memo she prepared, and both are in a form we can stand behind. On our side the schedule of treaties is now settled, and the one remaining data item, the case reserves on the loss file, is with your reinsurance accounting group to supply in the next extract.</w:t>
-      </w:r>
-    </w:p>
-    <w:p>
-      <w:pPr>
-        <w:pStyle w:val="Heading2"/>
-      </w:pPr>
-      <w:r>
-        <w:t>How the pricing will be built</w:t>
+        <w:t>Michelle Banks has issued the written data summary. It records the checks we made on the in-force listing and the claim listing, the reconciliation of claims to the reinsurance statements, and the one adjustment we made. Following your team's confirmation that the statements record a claim when it is settled, the most recent year is back in the study on an incurred basis. The summary also states the extent of our reliance. We checked the data for consistency and reasonableness. We did not audit them, and the report will say so in the same terms.</w:t>
       </w:r>
     </w:p>
     <w:p>
       <w:r>
-        <w:t>One point on how we will develop the numbers. A pricing indication mixes three things that are easy to run together: what the experience measures, what we assume about trend and loss development, and what we conclude as the indicated rate. We keep them apart on purpose. The exhibits will show the measured experience. The assumptions memo will state the trend and development we have chosen, and why. The indication will draw the conclusion, and only there. Where the experience for a treaty year is too thin to stand on its own, we will blend it with an industry benchmark and show the weight we gave each, so the credibility judgment is visible instead of buried in a single number.</w:t>
+        <w:t>I have rerun the experience comparison with the restored year. The pattern described at the working session holds. Claims at the younger issue ages have run below what the industry mortality table predicts, and the older ages are close to expected. Adding the year made the younger-age result firmer. It did little for the older ages, where claims are still few. In checking the rerun I found a subtotal in one of our working exhibits that did not tie to the detail beneath it. The formula error was ours, it was caught before the exhibit left our office, and it does not affect anything described here.</w:t>
+      </w:r>
+    </w:p>
+    <w:p>
+      <w:r>
+        <w:t>Robert Lawrence has set out in writing how much weight the block's own experience will carry against the industry table at each age. That weighting is a judgment, and we have kept it apart from the experience results so it can be read and challenged on its own terms. It rests on the number of claims behind each age group. Where claims are few, the industry table carries most of the weight. We will send the note to you with the draft report, and we are glad to take you through it sooner if that would help.</w:t>
+      </w:r>
+    </w:p>
+    <w:p>
+      <w:r>
+        <w:t>Your team has also sent the complete rate schedule from the proposal, covering every issue age. The comparison now works from the full schedule, which was the last input we needed from you for the second half of the review.</w:t>
       </w:r>
     </w:p>
     <w:p>
@@ -69,7 +79,12 @@
     </w:p>
     <w:p>
       <w:r>
-        <w:t>The remaining work is the pricing and its reporting, in that order, and none of it depends on anything we do not already have apart from the case reserves. We will recut the loss ratios on the incurred data once those arrive, develop the trend and loss-development assumptions, and set the credibility weights for the thinner treaty years. From there we will build the workbook of exhibits and the report that reads them, and we will bring you preliminary indications for review before anything is treated as final. A preliminary number is not an answer, and we treat it that way until it has cleared our own checking.</w:t>
+        <w:t>What remains is the rate comparison itself and the report. I am projecting the expected claim cost on the block under the weighted assumption. Michelle is setting that cost against the premiums the proposed rates would produce, by issue age and in total. Once that is done we will test how far the result moves under reasonable alternative assumptions, so the report can show whether its conclusion depends on any one of them.</w:t>
+      </w:r>
+    </w:p>
+    <w:p>
+      <w:r>
+        <w:t>As agreed at the working session, the report will say whether the proposed rates are reasonable in relation to the block's experience and the assumptions the report states. It will not assess the reinsurer's expenses, its margin, or its financial strength. The draft goes through an internal review before it reaches you. Robert Lawrence will sign the final opinion once your comments on the draft have been addressed.</w:t>
       </w:r>
     </w:p>
     <w:p>
@@ -77,17 +92,40 @@
         <w:pStyle w:val="Heading2"/>
       </w:pPr>
       <w:r>
-        <w:t>What could move the answer</w:t>
+        <w:t>Risks and open questions</w:t>
       </w:r>
     </w:p>
     <w:p>
       <w:r>
-        <w:t>The data risk is mostly behind us now that the files reconcile, and the risks that remain are matters of judgment. Three are worth naming. The first is trend: the indication is sensitive to the trend assumption, which the data do not hand us, and we will show the result under more than one so that sensitivity is plain. The second is credibility on the earliest treaty years, where the experience is thin and the benchmark carries more of the weight; that is a considered choice, and the report will say so. The third is the case reserves, the one open data item, which changes the recent-year ratios and which we do not want to price around.</w:t>
+        <w:t>The thinness of the older-age experience is the main limit on what the report can say. For those ages the conclusion will rest more on the industry table than on the block's own claims, and the report will make that plain. This is not a risk to the timetable. It is a boundary on how firmly we can speak about the older ages. We raise it here so that it is not new to you when the draft arrives.</w:t>
       </w:r>
     </w:p>
     <w:p>
       <w:r>
-        <w:t>None of these threatens the schedule, and the scope has held steady from the start. The best time to weigh an assumption is before the indication rests on it, so if the trend or credibility choices give you pause, tell us early. I will follow up with your accounting group on the case reserves and will send preliminary indications as soon as they have cleared our own review.</w:t>
+        <w:t>A revised proposal from the reinsurer would mean rerunning the comparison on the new terms. A revision to the rates alone can be absorbed within the current timetable. A change to the structure of the treaty, such as the retention or the share of each policy ceded, would take longer and could affect the fee. If that happens we will raise it with you before doing the work.</w:t>
+      </w:r>
+    </w:p>
+    <w:p>
+      <w:r>
+        <w:t>Some questions that reach us are related to this review, such as the accounting treatment of the reinsurance or its effect on the company's capital position. The data we hold cannot support an answer to them, and they are outside the scope of the engagement. When one comes up we will say so, and we can discuss a separate scope if the company wants that work done.</w:t>
+      </w:r>
+    </w:p>
+    <w:p>
+      <w:pPr>
+        <w:pStyle w:val="Heading2"/>
+      </w:pPr>
+      <w:r>
+        <w:t>Fees and time</w:t>
+      </w:r>
+    </w:p>
+    <w:p>
+      <w:r>
+        <w:t>Our fee for the review is $42,000, as set out in the engagement letter. Time charged to date is in line with the work completed, and we expect to finish within the fee. The one development that could change this is a structural revision to the proposal, described above, and we would discuss it with you before any additional work began.</w:t>
+      </w:r>
+    </w:p>
+    <w:p>
+      <w:r>
+        <w:t>We are grateful for how quickly your team has answered our questions, which kept the data work short. Please send questions about this report to Karen Harris, or to Robert Lawrence on any matter of scope.</w:t>
       </w:r>
     </w:p>
     <w:sectPr>
